--- a/tuluan.docx
+++ b/tuluan.docx
@@ -10,136 +10,25 @@
         <w:rPr>
           <w:b/>
         </w:rPr>
-        <w:t>Câu 1 (1,0 đi</w:t>
+        <w:t xml:space="preserve">Câu 1: </w:t>
       </w:r>
       <w:r>
-        <w:rPr>
-          <w:b/>
-        </w:rPr>
-        <w:t>ể</w:t>
+        <w:t xml:space="preserve">Em hãy </w:t>
       </w:r>
       <w:r>
-        <w:rPr>
-          <w:b/>
-        </w:rPr>
-        <w:t xml:space="preserve">m): </w:t>
+        <w:t>nêu</w:t>
       </w:r>
       <w:r>
-        <w:t>Em hãy đánh giá l</w:t>
+        <w:t xml:space="preserve"> lợi ích của thông tin đáng tin cậy. Hãy nêu một ví dụ</w:t>
       </w:r>
       <w:r>
-        <w:t>ợ</w:t>
+        <w:t xml:space="preserve"> hoặc tình huống</w:t>
       </w:r>
       <w:r>
-        <w:t>i ích c</w:t>
+        <w:t xml:space="preserve"> thực tế</w:t>
       </w:r>
       <w:r>
-        <w:t>ủ</w:t>
-      </w:r>
-      <w:r>
-        <w:t>a thông tin đáng tin c</w:t>
-      </w:r>
-      <w:r>
-        <w:t>ậ</w:t>
-      </w:r>
-      <w:r>
-        <w:t>y trong cu</w:t>
-      </w:r>
-      <w:r>
-        <w:t>ộ</w:t>
-      </w:r>
-      <w:r>
-        <w:t>c s</w:t>
-      </w:r>
-      <w:r>
-        <w:t>ố</w:t>
-      </w:r>
-      <w:r>
-        <w:t>ng và h</w:t>
-      </w:r>
-      <w:r>
-        <w:t>ọ</w:t>
-      </w:r>
-      <w:r>
-        <w:t>c t</w:t>
-      </w:r>
-      <w:r>
-        <w:t>ậ</w:t>
-      </w:r>
-      <w:r>
-        <w:t>p. Hãy nêu m</w:t>
-      </w:r>
-      <w:r>
-        <w:t>ộ</w:t>
-      </w:r>
-      <w:r>
-        <w:t>t ví d</w:t>
-      </w:r>
-      <w:r>
-        <w:t>ụ</w:t>
-      </w:r>
-      <w:r>
-        <w:t xml:space="preserve"> th</w:t>
-      </w:r>
-      <w:r>
-        <w:t>ự</w:t>
-      </w:r>
-      <w:r>
-        <w:t>c t</w:t>
-      </w:r>
-      <w:r>
-        <w:t>ế</w:t>
-      </w:r>
-      <w:r>
-        <w:t xml:space="preserve"> mà em (ho</w:t>
-      </w:r>
-      <w:r>
-        <w:t>ặ</w:t>
-      </w:r>
-      <w:r>
-        <w:t>c ngư</w:t>
-      </w:r>
-      <w:r>
-        <w:t>ờ</w:t>
-      </w:r>
-      <w:r>
-        <w:t>i khác) đã nh</w:t>
-      </w:r>
-      <w:r>
-        <w:t>ờ</w:t>
-      </w:r>
-      <w:r>
-        <w:t xml:space="preserve"> có thông tin đáng tin c</w:t>
-      </w:r>
-      <w:r>
-        <w:t>ậ</w:t>
-      </w:r>
-      <w:r>
-        <w:t>y đ</w:t>
-      </w:r>
-      <w:r>
-        <w:t>ể</w:t>
-      </w:r>
-      <w:r>
-        <w:t xml:space="preserve"> đưa ra quy</w:t>
-      </w:r>
-      <w:r>
-        <w:t>ế</w:t>
-      </w:r>
-      <w:r>
-        <w:t>t đ</w:t>
-      </w:r>
-      <w:r>
-        <w:t>ị</w:t>
-      </w:r>
-      <w:r>
-        <w:t>nh đúng đ</w:t>
-      </w:r>
-      <w:r>
-        <w:t>ắ</w:t>
-      </w:r>
-      <w:r>
-        <w:t>n.</w:t>
+        <w:t>.</w:t>
       </w:r>
     </w:p>
     <w:p>
@@ -150,97 +39,19 @@
         <w:rPr>
           <w:b/>
         </w:rPr>
-        <w:t>Câu 2 (1,0 đi</w:t>
+        <w:t xml:space="preserve">Câu 2: </w:t>
       </w:r>
       <w:r>
-        <w:rPr>
-          <w:b/>
-        </w:rPr>
-        <w:t>ể</w:t>
+        <w:t>Hãy trình bày cách xác định</w:t>
       </w:r>
       <w:r>
-        <w:rPr>
-          <w:b/>
-        </w:rPr>
-        <w:t xml:space="preserve">m): </w:t>
+        <w:t xml:space="preserve"> </w:t>
       </w:r>
       <w:r>
-        <w:t>Tro</w:t>
+        <w:t>thông tin đó có đáng tin cậy hay khôn</w:t>
       </w:r>
       <w:r>
-        <w:t>ng quá trình khai thác thông tin trên m</w:t>
-      </w:r>
-      <w:r>
-        <w:t>ạ</w:t>
-      </w:r>
-      <w:r>
-        <w:t>ng Internet đ</w:t>
-      </w:r>
-      <w:r>
-        <w:t>ể</w:t>
-      </w:r>
-      <w:r>
-        <w:t xml:space="preserve"> ph</w:t>
-      </w:r>
-      <w:r>
-        <w:t>ụ</w:t>
-      </w:r>
-      <w:r>
-        <w:t>c v</w:t>
-      </w:r>
-      <w:r>
-        <w:t>ụ</w:t>
-      </w:r>
-      <w:r>
-        <w:t xml:space="preserve"> h</w:t>
-      </w:r>
-      <w:r>
-        <w:t>ọ</w:t>
-      </w:r>
-      <w:r>
-        <w:t>c t</w:t>
-      </w:r>
-      <w:r>
-        <w:t>ậ</w:t>
-      </w:r>
-      <w:r>
-        <w:t>p, làm th</w:t>
-      </w:r>
-      <w:r>
-        <w:t>ế</w:t>
-      </w:r>
-      <w:r>
-        <w:t xml:space="preserve"> nào em có th</w:t>
-      </w:r>
-      <w:r>
-        <w:t>ể</w:t>
-      </w:r>
-      <w:r>
-        <w:t xml:space="preserve"> xác đ</w:t>
-      </w:r>
-      <w:r>
-        <w:t>ị</w:t>
-      </w:r>
-      <w:r>
-        <w:t>nh đư</w:t>
-      </w:r>
-      <w:r>
-        <w:t>ợ</w:t>
-      </w:r>
-      <w:r>
-        <w:t>c thông tin đó có đáng tin c</w:t>
-      </w:r>
-      <w:r>
-        <w:t>ậ</w:t>
-      </w:r>
-      <w:r>
-        <w:t>y hay không? Hãy trình bày cách xác đ</w:t>
-      </w:r>
-      <w:r>
-        <w:t>ị</w:t>
-      </w:r>
-      <w:r>
-        <w:t>nh.</w:t>
+        <w:t>g?</w:t>
       </w:r>
     </w:p>
     <w:sectPr>
@@ -741,11 +552,6 @@
     <w:lsdException w:name="Book Title" w:uiPriority="33" w:qFormat="1"/>
     <w:lsdException w:name="Bibliography" w:semiHidden="1" w:uiPriority="37" w:unhideWhenUsed="1"/>
     <w:lsdException w:name="TOC Heading" w:semiHidden="1" w:uiPriority="39" w:unhideWhenUsed="1" w:qFormat="1"/>
-    <w:lsdException w:name="Plain Table 5" w:semiHidden="1" w:unhideWhenUsed="1"/>
-    <w:lsdException w:name="Grid Table Light" w:semiHidden="1" w:unhideWhenUsed="1"/>
-    <w:lsdException w:name="Grid Table 1 Light" w:semiHidden="1" w:unhideWhenUsed="1"/>
-    <w:lsdException w:name="Grid Table 2" w:semiHidden="1" w:unhideWhenUsed="1"/>
-    <w:lsdException w:name="Grid Table 3" w:semiHidden="1" w:unhideWhenUsed="1"/>
     <w:lsdException w:name="Grid Table 4" w:uiPriority="49"/>
     <w:lsdException w:name="Grid Table 5 Dark" w:uiPriority="50"/>
     <w:lsdException w:name="Grid Table 6 Colorful" w:uiPriority="51"/>
